--- a/lci_esot3_aca_as.docx
+++ b/lci_esot3_aca_as.docx
@@ -3932,7 +3932,7 @@
         </w:numPr>
       </w:pPr>
       <w:r>
-        <w:t xml:space="preserve">Jeffrey Hagen MD</w:t>
+        <w:t xml:space="preserve">Kelli Salter MD</w:t>
       </w:r>
     </w:p>
     <w:p>

--- a/lci_esot3_aca_as.docx
+++ b/lci_esot3_aca_as.docx
@@ -4010,36 +4010,12 @@
         <w:pStyle w:val="FirstParagraph"/>
       </w:pPr>
       <w:r>
-        <w:t xml:space="preserve">Navigators</w:t>
-      </w:r>
-    </w:p>
-    <w:p>
-      <w:pPr>
-        <w:pStyle w:val="Compact"/>
-        <w:numPr>
-          <w:ilvl w:val="0"/>
-          <w:numId w:val="1054"/>
-        </w:numPr>
-      </w:pPr>
-      <w:r>
-        <w:t xml:space="preserve">Laura Swift</w:t>
-      </w:r>
-    </w:p>
-    <w:p>
-      <w:pPr>
-        <w:pStyle w:val="Compact"/>
-        <w:numPr>
-          <w:ilvl w:val="0"/>
-          <w:numId w:val="1054"/>
-        </w:numPr>
-      </w:pPr>
-      <w:r>
-        <w:t xml:space="preserve">Lorna Espinal</w:t>
-      </w:r>
-    </w:p>
-    <w:p>
-      <w:pPr>
-        <w:pStyle w:val="FirstParagraph"/>
+        <w:t xml:space="preserve">Navigators: Laura Swift RN &amp; Lorna Espinal RN</w:t>
+      </w:r>
+    </w:p>
+    <w:p>
+      <w:pPr>
+        <w:pStyle w:val="BodyText"/>
       </w:pPr>
       <w:r>
         <w:t xml:space="preserve">Care Coordinator - Karen Julian-Martinez</w:t>
@@ -4419,9 +4395,6 @@
     <w:abstractNumId w:val="991"/>
   </w:num>
   <w:num w:numId="1053">
-    <w:abstractNumId w:val="991"/>
-  </w:num>
-  <w:num w:numId="1054">
     <w:abstractNumId w:val="991"/>
   </w:num>
 </w:numbering>

--- a/lci_esot3_aca_as.docx
+++ b/lci_esot3_aca_as.docx
@@ -3700,13 +3700,23 @@
       </w:r>
     </w:p>
     <w:bookmarkEnd w:id="71"/>
-    <w:bookmarkStart w:id="72" w:name="jejunostomy-typical-regimen"/>
-    <w:p>
-      <w:pPr>
-        <w:pStyle w:val="Heading2"/>
-      </w:pPr>
-      <w:r>
-        <w:t xml:space="preserve">64 Jejunostomy Typical Regimen</w:t>
+    <w:bookmarkStart w:id="72" w:name="jejunostomy-feeding-pump"/>
+    <w:p>
+      <w:pPr>
+        <w:pStyle w:val="Heading2"/>
+      </w:pPr>
+      <w:r>
+        <w:t xml:space="preserve">64 Jejunostomy Feeding Pump</w:t>
+      </w:r>
+    </w:p>
+    <w:bookmarkEnd w:id="72"/>
+    <w:bookmarkStart w:id="73" w:name="jejunostomy-typical-regimen"/>
+    <w:p>
+      <w:pPr>
+        <w:pStyle w:val="Heading2"/>
+      </w:pPr>
+      <w:r>
+        <w:t xml:space="preserve">65 Jejunostomy Typical Regimen</w:t>
       </w:r>
     </w:p>
     <w:p>
@@ -3765,14 +3775,14 @@
         <w:t xml:space="preserve">Hospital nurses will teach use of the feeding tube</w:t>
       </w:r>
     </w:p>
-    <w:bookmarkEnd w:id="72"/>
-    <w:bookmarkStart w:id="73" w:name="jejunostomy-feeds-with-diabetes"/>
-    <w:p>
-      <w:pPr>
-        <w:pStyle w:val="Heading2"/>
-      </w:pPr>
-      <w:r>
-        <w:t xml:space="preserve">65 Jejunostomy Feeds with Diabetes</w:t>
+    <w:bookmarkEnd w:id="73"/>
+    <w:bookmarkStart w:id="74" w:name="jejunostomy-feeds-with-diabetes"/>
+    <w:p>
+      <w:pPr>
+        <w:pStyle w:val="Heading2"/>
+      </w:pPr>
+      <w:r>
+        <w:t xml:space="preserve">66 Jejunostomy Feeds with Diabetes</w:t>
       </w:r>
     </w:p>
     <w:p>
@@ -3851,24 +3861,24 @@
         <w:t xml:space="preserve">No insulin if tube feedings are not run</w:t>
       </w:r>
     </w:p>
-    <w:bookmarkEnd w:id="73"/>
-    <w:bookmarkStart w:id="74" w:name="jejunostomy-video"/>
-    <w:p>
-      <w:pPr>
-        <w:pStyle w:val="Heading2"/>
-      </w:pPr>
-      <w:r>
-        <w:t xml:space="preserve">66 Jejunostomy Video</w:t>
-      </w:r>
-    </w:p>
     <w:bookmarkEnd w:id="74"/>
-    <w:bookmarkStart w:id="75" w:name="team-members---physicians"/>
-    <w:p>
-      <w:pPr>
-        <w:pStyle w:val="Heading2"/>
-      </w:pPr>
-      <w:r>
-        <w:t xml:space="preserve">67 Team Members - Physicians</w:t>
+    <w:bookmarkStart w:id="75" w:name="jejunostomy-video"/>
+    <w:p>
+      <w:pPr>
+        <w:pStyle w:val="Heading2"/>
+      </w:pPr>
+      <w:r>
+        <w:t xml:space="preserve">67 Jejunostomy Video</w:t>
+      </w:r>
+    </w:p>
+    <w:bookmarkEnd w:id="75"/>
+    <w:bookmarkStart w:id="76" w:name="team-members---physicians"/>
+    <w:p>
+      <w:pPr>
+        <w:pStyle w:val="Heading2"/>
+      </w:pPr>
+      <w:r>
+        <w:t xml:space="preserve">68 Team Members - Physicians</w:t>
       </w:r>
     </w:p>
     <w:p>
@@ -3947,14 +3957,14 @@
         <w:t xml:space="preserve">Michael Roach MD</w:t>
       </w:r>
     </w:p>
-    <w:bookmarkEnd w:id="75"/>
-    <w:bookmarkStart w:id="76" w:name="team-members---support-staff"/>
-    <w:p>
-      <w:pPr>
-        <w:pStyle w:val="Heading2"/>
-      </w:pPr>
-      <w:r>
-        <w:t xml:space="preserve">68 Team Members - Support Staff</w:t>
+    <w:bookmarkEnd w:id="76"/>
+    <w:bookmarkStart w:id="77" w:name="team-members---support-staff"/>
+    <w:p>
+      <w:pPr>
+        <w:pStyle w:val="Heading2"/>
+      </w:pPr>
+      <w:r>
+        <w:t xml:space="preserve">69 Team Members - Support Staff</w:t>
       </w:r>
     </w:p>
     <w:p>
@@ -4021,7 +4031,7 @@
         <w:t xml:space="preserve">Care Coordinator - Karen Julian-Martinez</w:t>
       </w:r>
     </w:p>
-    <w:bookmarkEnd w:id="76"/>
+    <w:bookmarkEnd w:id="77"/>
     <w:sectPr>
       <w:footnotePr>
         <w:numRestart w:val="eachSect"/>

--- a/lci_esot3_aca_as.docx
+++ b/lci_esot3_aca_as.docx
@@ -3972,15 +3972,15 @@
         <w:pStyle w:val="FirstParagraph"/>
       </w:pPr>
       <w:r>
-        <w:t xml:space="preserve">Physician Assistant - Kate Duncan PA-C</w:t>
-      </w:r>
-    </w:p>
-    <w:p>
-      <w:pPr>
-        <w:pStyle w:val="BodyText"/>
-      </w:pPr>
-      <w:r>
-        <w:t xml:space="preserve">Dietitian - Liz Koch</w:t>
+        <w:t xml:space="preserve">Physician Assistant: Kate Duncan PA-C</w:t>
+      </w:r>
+    </w:p>
+    <w:p>
+      <w:pPr>
+        <w:pStyle w:val="BodyText"/>
+      </w:pPr>
+      <w:r>
+        <w:t xml:space="preserve">Dietitian: Liz Koch</w:t>
       </w:r>
     </w:p>
     <w:p>
@@ -4028,7 +4028,7 @@
         <w:pStyle w:val="BodyText"/>
       </w:pPr>
       <w:r>
-        <w:t xml:space="preserve">Care Coordinator - Karen Julian-Martinez</w:t>
+        <w:t xml:space="preserve">Care Coordinator: Karen Julian-Martinez</w:t>
       </w:r>
     </w:p>
     <w:bookmarkEnd w:id="77"/>
